--- a/template_command_solo.docx
+++ b/template_command_solo.docx
@@ -8,6 +8,7 @@
           <w:rFonts w:ascii="TH SarabunPSK" w:hAnsi="TH SarabunPSK" w:cs="TH SarabunPSK"/>
           <w:sz w:val="32"/>
           <w:szCs w:val="32"/>
+          <w:lang w:val="en-US"/>
         </w:rPr>
       </w:pPr>
       <w:r>
@@ -81,6 +82,7 @@
           <w:rFonts w:ascii="TH SarabunPSK" w:hAnsi="TH SarabunPSK" w:cs="TH SarabunPSK"/>
           <w:sz w:val="32"/>
           <w:szCs w:val="32"/>
+          <w:lang w:val="en-US"/>
         </w:rPr>
       </w:pPr>
     </w:p>
@@ -91,6 +93,7 @@
           <w:rFonts w:ascii="TH SarabunPSK" w:hAnsi="TH SarabunPSK" w:cs="TH SarabunPSK"/>
           <w:sz w:val="32"/>
           <w:szCs w:val="32"/>
+          <w:lang w:val="en-US"/>
         </w:rPr>
       </w:pPr>
     </w:p>
@@ -101,6 +104,7 @@
           <w:rFonts w:ascii="TH SarabunPSK" w:hAnsi="TH SarabunPSK" w:cs="TH SarabunPSK"/>
           <w:sz w:val="32"/>
           <w:szCs w:val="32"/>
+          <w:lang w:val="en-US"/>
         </w:rPr>
       </w:pPr>
     </w:p>
@@ -115,6 +119,7 @@
           <w:sz w:val="32"/>
           <w:szCs w:val="32"/>
           <w:cs/>
+          <w:lang w:val="en-US"/>
         </w:rPr>
       </w:pPr>
       <w:r>
@@ -125,6 +130,7 @@
           <w:sz w:val="32"/>
           <w:szCs w:val="32"/>
           <w:cs/>
+          <w:lang w:val="en-US"/>
         </w:rPr>
         <w:t>คำสั่งโรงเรียนวังน้ำเย็นวิทยาคม</w:t>
       </w:r>
@@ -136,6 +142,7 @@
           <w:rFonts w:ascii="TH SarabunPSK" w:hAnsi="TH SarabunPSK" w:cs="TH SarabunPSK"/>
           <w:sz w:val="32"/>
           <w:szCs w:val="32"/>
+          <w:lang w:val="en-US"/>
         </w:rPr>
       </w:pPr>
       <w:r>
@@ -146,6 +153,7 @@
           <w:sz w:val="32"/>
           <w:szCs w:val="32"/>
           <w:cs/>
+          <w:lang w:val="en-US"/>
         </w:rPr>
         <w:t>ที่          /</w:t>
       </w:r>
@@ -157,6 +165,7 @@
           <w:sz w:val="32"/>
           <w:szCs w:val="32"/>
           <w:cs/>
+          <w:lang w:val="en-US"/>
         </w:rPr>
         <w:t xml:space="preserve"> </w:t>
       </w:r>
@@ -167,6 +176,7 @@
           <w:bCs/>
           <w:sz w:val="32"/>
           <w:szCs w:val="32"/>
+          <w:lang w:val="en-US"/>
         </w:rPr>
         <w:t>{YYYY}</w:t>
       </w:r>
@@ -181,6 +191,7 @@
           <w:sz w:val="32"/>
           <w:szCs w:val="32"/>
           <w:cs/>
+          <w:lang w:val="en-US"/>
         </w:rPr>
       </w:pPr>
       <w:r>
@@ -191,6 +202,7 @@
           <w:sz w:val="32"/>
           <w:szCs w:val="32"/>
           <w:cs/>
+          <w:lang w:val="en-US"/>
         </w:rPr>
         <w:t>เรื่อง อนุญาตให้ข้าราชการครูและบุคลากรทางการศึกษาเดินทางไปราชการ</w:t>
       </w:r>
@@ -202,6 +214,7 @@
           <w:rFonts w:ascii="TH SarabunPSK" w:hAnsi="TH SarabunPSK" w:cs="TH SarabunPSK"/>
           <w:sz w:val="32"/>
           <w:szCs w:val="32"/>
+          <w:lang w:val="en-US"/>
         </w:rPr>
       </w:pPr>
       <w:r>
@@ -209,6 +222,7 @@
           <w:rFonts w:ascii="TH SarabunPSK" w:hAnsi="TH SarabunPSK" w:cs="TH SarabunPSK"/>
           <w:sz w:val="32"/>
           <w:szCs w:val="32"/>
+          <w:lang w:val="en-US"/>
         </w:rPr>
         <w:t>-------------------------------------------------</w:t>
       </w:r>
@@ -221,6 +235,7 @@
           <w:rFonts w:ascii="TH SarabunPSK" w:hAnsi="TH SarabunPSK" w:cs="TH SarabunPSK"/>
           <w:sz w:val="32"/>
           <w:szCs w:val="32"/>
+          <w:lang w:val="en-US"/>
         </w:rPr>
       </w:pPr>
       <w:r>
@@ -229,6 +244,7 @@
           <w:sz w:val="32"/>
           <w:szCs w:val="32"/>
           <w:cs/>
+          <w:lang w:val="en-US"/>
         </w:rPr>
         <w:tab/>
       </w:r>
@@ -238,6 +254,7 @@
           <w:sz w:val="32"/>
           <w:szCs w:val="32"/>
           <w:cs/>
+          <w:lang w:val="en-US"/>
         </w:rPr>
         <w:tab/>
       </w:r>
@@ -247,6 +264,7 @@
           <w:sz w:val="32"/>
           <w:szCs w:val="32"/>
           <w:cs/>
+          <w:lang w:val="en-US"/>
         </w:rPr>
         <w:t>ด้วยข้าราชการครูและบุคลากรทางการศึกษาโรงเรียนวังน้ำเย็นวิทยาคมมีความประสงค์จ</w:t>
       </w:r>
@@ -256,6 +274,7 @@
           <w:sz w:val="32"/>
           <w:szCs w:val="32"/>
           <w:cs/>
+          <w:lang w:val="en-US"/>
         </w:rPr>
         <w:t>ะ</w:t>
       </w:r>
@@ -265,6 +284,7 @@
           <w:sz w:val="32"/>
           <w:szCs w:val="32"/>
           <w:cs/>
+          <w:lang w:val="en-US"/>
         </w:rPr>
         <w:t>เดินทาง</w:t>
       </w:r>
@@ -274,6 +294,7 @@
           <w:sz w:val="32"/>
           <w:szCs w:val="32"/>
           <w:cs/>
+          <w:lang w:val="en-US"/>
         </w:rPr>
         <w:t xml:space="preserve"> </w:t>
       </w:r>
@@ -283,6 +304,7 @@
           <w:sz w:val="32"/>
           <w:szCs w:val="32"/>
           <w:cs/>
+          <w:lang w:val="en-US"/>
         </w:rPr>
         <w:t>ไปราชการ เพื่อ</w:t>
       </w:r>
@@ -291,6 +313,7 @@
           <w:rFonts w:ascii="TH SarabunPSK" w:hAnsi="TH SarabunPSK" w:cs="TH SarabunPSK"/>
           <w:sz w:val="32"/>
           <w:szCs w:val="32"/>
+          <w:lang w:val="en-US"/>
         </w:rPr>
         <w:t>{</w:t>
       </w:r>
@@ -299,6 +322,7 @@
           <w:rFonts w:ascii="TH SarabunPSK" w:hAnsi="TH SarabunPSK" w:cs="TH SarabunPSK"/>
           <w:sz w:val="32"/>
           <w:szCs w:val="32"/>
+          <w:lang w:val="en-US"/>
         </w:rPr>
         <w:t>purpose</w:t>
       </w:r>
@@ -307,6 +331,7 @@
           <w:rFonts w:ascii="TH SarabunPSK" w:hAnsi="TH SarabunPSK" w:cs="TH SarabunPSK"/>
           <w:sz w:val="32"/>
           <w:szCs w:val="32"/>
+          <w:lang w:val="en-US"/>
         </w:rPr>
         <w:t>}</w:t>
       </w:r>
@@ -315,6 +340,7 @@
           <w:rFonts w:ascii="TH SarabunPSK" w:hAnsi="TH SarabunPSK" w:cs="TH SarabunPSK"/>
           <w:sz w:val="32"/>
           <w:szCs w:val="32"/>
+          <w:lang w:val="en-US"/>
         </w:rPr>
         <w:t xml:space="preserve"> </w:t>
       </w:r>
@@ -323,6 +349,7 @@
           <w:rFonts w:ascii="TH SarabunPSK" w:hAnsi="TH SarabunPSK" w:cs="TH SarabunPSK"/>
           <w:sz w:val="32"/>
           <w:szCs w:val="32"/>
+          <w:lang w:val="en-US"/>
         </w:rPr>
         <w:t>{</w:t>
       </w:r>
@@ -331,6 +358,7 @@
           <w:rFonts w:ascii="TH SarabunPSK" w:hAnsi="TH SarabunPSK" w:cs="TH SarabunPSK"/>
           <w:sz w:val="32"/>
           <w:szCs w:val="32"/>
+          <w:lang w:val="en-US"/>
         </w:rPr>
         <w:t>date_range</w:t>
       </w:r>
@@ -339,6 +367,7 @@
           <w:rFonts w:ascii="TH SarabunPSK" w:hAnsi="TH SarabunPSK" w:cs="TH SarabunPSK"/>
           <w:sz w:val="32"/>
           <w:szCs w:val="32"/>
+          <w:lang w:val="en-US"/>
         </w:rPr>
         <w:t>}</w:t>
       </w:r>
@@ -347,6 +376,7 @@
           <w:rFonts w:ascii="TH SarabunPSK" w:hAnsi="TH SarabunPSK" w:cs="TH SarabunPSK"/>
           <w:sz w:val="32"/>
           <w:szCs w:val="32"/>
+          <w:lang w:val="en-US"/>
         </w:rPr>
         <w:t xml:space="preserve"> </w:t>
       </w:r>
@@ -356,6 +386,7 @@
           <w:sz w:val="32"/>
           <w:szCs w:val="32"/>
           <w:cs/>
+          <w:lang w:val="en-US"/>
         </w:rPr>
         <w:t xml:space="preserve">ณ </w:t>
       </w:r>
@@ -364,6 +395,7 @@
           <w:rFonts w:ascii="TH SarabunPSK" w:hAnsi="TH SarabunPSK" w:cs="TH SarabunPSK"/>
           <w:sz w:val="32"/>
           <w:szCs w:val="32"/>
+          <w:lang w:val="en-US"/>
         </w:rPr>
         <w:t>{</w:t>
       </w:r>
@@ -372,6 +404,7 @@
           <w:rFonts w:ascii="TH SarabunPSK" w:hAnsi="TH SarabunPSK" w:cs="TH SarabunPSK"/>
           <w:sz w:val="32"/>
           <w:szCs w:val="32"/>
+          <w:lang w:val="en-US"/>
         </w:rPr>
         <w:t>location</w:t>
       </w:r>
@@ -380,6 +413,7 @@
           <w:rFonts w:ascii="TH SarabunPSK" w:hAnsi="TH SarabunPSK" w:cs="TH SarabunPSK"/>
           <w:sz w:val="32"/>
           <w:szCs w:val="32"/>
+          <w:lang w:val="en-US"/>
         </w:rPr>
         <w:t xml:space="preserve">} </w:t>
       </w:r>
@@ -389,6 +423,7 @@
           <w:sz w:val="32"/>
           <w:szCs w:val="32"/>
           <w:cs/>
+          <w:lang w:val="en-US"/>
         </w:rPr>
         <w:t>นั้น</w:t>
       </w:r>
@@ -403,6 +438,7 @@
           <w:sz w:val="32"/>
           <w:szCs w:val="32"/>
           <w:cs/>
+          <w:lang w:val="en-US"/>
         </w:rPr>
       </w:pPr>
       <w:r>
@@ -411,6 +447,7 @@
           <w:sz w:val="32"/>
           <w:szCs w:val="32"/>
           <w:cs/>
+          <w:lang w:val="en-US"/>
         </w:rPr>
         <w:tab/>
       </w:r>
@@ -420,6 +457,7 @@
           <w:sz w:val="32"/>
           <w:szCs w:val="32"/>
           <w:cs/>
+          <w:lang w:val="en-US"/>
         </w:rPr>
         <w:tab/>
         <w:t>อาศัยอำนาจตามความในมาตรา ๓๙ แห่งพระราชบัญญัติระเบียบบริหารราชการ</w:t>
@@ -430,6 +468,7 @@
           <w:sz w:val="32"/>
           <w:szCs w:val="32"/>
           <w:cs/>
+          <w:lang w:val="en-US"/>
         </w:rPr>
         <w:t>ของ</w:t>
       </w:r>
@@ -439,6 +478,7 @@
           <w:sz w:val="32"/>
           <w:szCs w:val="32"/>
           <w:cs/>
+          <w:lang w:val="en-US"/>
         </w:rPr>
         <w:t>กระทรวง</w:t>
       </w:r>
@@ -448,6 +488,7 @@
           <w:sz w:val="32"/>
           <w:szCs w:val="32"/>
           <w:cs/>
+          <w:lang w:val="en-US"/>
         </w:rPr>
         <w:t xml:space="preserve"> </w:t>
       </w:r>
@@ -457,6 +498,7 @@
           <w:sz w:val="32"/>
           <w:szCs w:val="32"/>
           <w:cs/>
+          <w:lang w:val="en-US"/>
         </w:rPr>
         <w:t>ศึกษาธิการ พ.ศ.๒๕๔๖ คำสั่งสำนักงานคณะกรรมการการศึกษาขั้นพื้นฐาน ที่ ๑๓๖๕/๒๕๖๐</w:t>
       </w:r>
@@ -466,6 +508,7 @@
           <w:sz w:val="32"/>
           <w:szCs w:val="32"/>
           <w:cs/>
+          <w:lang w:val="en-US"/>
         </w:rPr>
         <w:t xml:space="preserve"> </w:t>
       </w:r>
@@ -475,6 +518,7 @@
           <w:sz w:val="32"/>
           <w:szCs w:val="32"/>
           <w:cs/>
+          <w:lang w:val="en-US"/>
         </w:rPr>
         <w:t xml:space="preserve">     </w:t>
       </w:r>
@@ -484,6 +528,7 @@
           <w:sz w:val="32"/>
           <w:szCs w:val="32"/>
           <w:cs/>
+          <w:lang w:val="en-US"/>
         </w:rPr>
         <w:t>เรื่อง มอบอำนาจอนุมัติการเดินทางไปราชการ</w:t>
       </w:r>
@@ -493,6 +538,7 @@
           <w:sz w:val="32"/>
           <w:szCs w:val="32"/>
           <w:cs/>
+          <w:lang w:val="en-US"/>
         </w:rPr>
         <w:t xml:space="preserve"> </w:t>
       </w:r>
@@ -502,6 +548,7 @@
           <w:sz w:val="32"/>
           <w:szCs w:val="32"/>
           <w:cs/>
+          <w:lang w:val="en-US"/>
         </w:rPr>
         <w:t>ข้อ ๕ ผู้อำนวยการสถานศึกษา</w:t>
       </w:r>
@@ -511,6 +558,7 @@
           <w:sz w:val="32"/>
           <w:szCs w:val="32"/>
           <w:cs/>
+          <w:lang w:val="en-US"/>
         </w:rPr>
         <w:t xml:space="preserve"> </w:t>
       </w:r>
@@ -520,6 +568,7 @@
           <w:sz w:val="32"/>
           <w:szCs w:val="32"/>
           <w:cs/>
+          <w:lang w:val="en-US"/>
         </w:rPr>
         <w:t>ป</w:t>
       </w:r>
@@ -529,17 +578,9 @@
           <w:sz w:val="32"/>
           <w:szCs w:val="32"/>
           <w:cs/>
+          <w:lang w:val="en-US"/>
         </w:rPr>
         <w:t xml:space="preserve">ฏิบัติหน้าที่ราชการแทนเลขาธิการคณะกรรมการการศึกษาขั้นพื้นฐาน จึงอนุญาตให้ </w:t>
-      </w:r>
-      <w:r>
-        <w:rPr>
-          <w:rFonts w:ascii="TH SarabunPSK" w:hAnsi="TH SarabunPSK" w:cs="TH SarabunPSK" w:hint="cs"/>
-          <w:sz w:val="32"/>
-          <w:szCs w:val="32"/>
-          <w:cs/>
-        </w:rPr>
-        <w:t xml:space="preserve"> </w:t>
       </w:r>
       <w:r>
         <w:rPr>
@@ -548,6 +589,7 @@
           <w:bCs/>
           <w:sz w:val="32"/>
           <w:szCs w:val="32"/>
+          <w:lang w:val="en-US"/>
         </w:rPr>
         <w:t>{requesterName}</w:t>
       </w:r>
@@ -556,6 +598,7 @@
           <w:rFonts w:ascii="TH SarabunPSK" w:hAnsi="TH SarabunPSK" w:cs="TH SarabunPSK"/>
           <w:sz w:val="32"/>
           <w:szCs w:val="32"/>
+          <w:lang w:val="en-US"/>
         </w:rPr>
         <w:t xml:space="preserve"> </w:t>
       </w:r>
@@ -564,17 +607,39 @@
           <w:rFonts w:ascii="TH SarabunPSK" w:hAnsi="TH SarabunPSK" w:cs="TH SarabunPSK"/>
           <w:sz w:val="32"/>
           <w:szCs w:val="32"/>
+          <w:cs/>
+          <w:lang w:val="en-US"/>
+        </w:rPr>
+        <w:t>เดินทางไปราชการ</w:t>
+      </w:r>
+      <w:r>
+        <w:rPr>
+          <w:rFonts w:ascii="TH SarabunPSK" w:hAnsi="TH SarabunPSK" w:cs="TH SarabunPSK"/>
+          <w:sz w:val="32"/>
+          <w:szCs w:val="32"/>
+          <w:lang w:val="en-US"/>
         </w:rPr>
         <w:t xml:space="preserve"> </w:t>
       </w:r>
       <w:r>
         <w:rPr>
-          <w:rFonts w:ascii="TH SarabunPSK" w:hAnsi="TH SarabunPSK" w:cs="TH SarabunPSK"/>
-          <w:sz w:val="32"/>
-          <w:szCs w:val="32"/>
-          <w:cs/>
-        </w:rPr>
-        <w:t>เดินทางไปราชการตามวัน เวลา และสถานที่ดังกล่าว</w:t>
+          <w:rFonts w:ascii="TH SarabunPSK" w:hAnsi="TH SarabunPSK" w:cs="TH SarabunPSK" w:hint="cs"/>
+          <w:sz w:val="32"/>
+          <w:szCs w:val="32"/>
+          <w:cs/>
+          <w:lang w:val="en-US"/>
+        </w:rPr>
+        <w:t xml:space="preserve">           </w:t>
+      </w:r>
+      <w:r>
+        <w:rPr>
+          <w:rFonts w:ascii="TH SarabunPSK" w:hAnsi="TH SarabunPSK" w:cs="TH SarabunPSK"/>
+          <w:sz w:val="32"/>
+          <w:szCs w:val="32"/>
+          <w:cs/>
+          <w:lang w:val="en-US"/>
+        </w:rPr>
+        <w:t>ตามวัน เวลา และสถานที่ดังกล่าว</w:t>
       </w:r>
     </w:p>
     <w:p>
@@ -583,6 +648,7 @@
           <w:rFonts w:ascii="TH SarabunPSK" w:hAnsi="TH SarabunPSK" w:cs="TH SarabunPSK"/>
           <w:sz w:val="32"/>
           <w:szCs w:val="32"/>
+          <w:lang w:val="en-US"/>
         </w:rPr>
       </w:pPr>
     </w:p>
@@ -592,6 +658,7 @@
           <w:rFonts w:ascii="TH SarabunPSK" w:hAnsi="TH SarabunPSK" w:cs="TH SarabunPSK"/>
           <w:sz w:val="32"/>
           <w:szCs w:val="32"/>
+          <w:lang w:val="en-US"/>
         </w:rPr>
       </w:pPr>
       <w:r>
@@ -600,6 +667,7 @@
           <w:sz w:val="32"/>
           <w:szCs w:val="32"/>
           <w:cs/>
+          <w:lang w:val="en-US"/>
         </w:rPr>
         <w:tab/>
       </w:r>
@@ -609,6 +677,7 @@
           <w:sz w:val="32"/>
           <w:szCs w:val="32"/>
           <w:cs/>
+          <w:lang w:val="en-US"/>
         </w:rPr>
         <w:tab/>
       </w:r>
@@ -619,6 +688,7 @@
           <w:rFonts w:ascii="TH SarabunPSK" w:hAnsi="TH SarabunPSK" w:cs="TH SarabunPSK"/>
           <w:sz w:val="32"/>
           <w:szCs w:val="32"/>
+          <w:lang w:val="en-US"/>
         </w:rPr>
       </w:pPr>
       <w:r>
@@ -627,6 +697,7 @@
           <w:sz w:val="32"/>
           <w:szCs w:val="32"/>
           <w:cs/>
+          <w:lang w:val="en-US"/>
         </w:rPr>
         <w:tab/>
       </w:r>
@@ -636,6 +707,7 @@
           <w:sz w:val="32"/>
           <w:szCs w:val="32"/>
           <w:cs/>
+          <w:lang w:val="en-US"/>
         </w:rPr>
         <w:tab/>
         <w:t xml:space="preserve">สั่ง ณ วันที่ </w:t>
@@ -646,6 +718,7 @@
           <w:sz w:val="32"/>
           <w:szCs w:val="32"/>
           <w:cs/>
+          <w:lang w:val="en-US"/>
         </w:rPr>
         <w:tab/>
         <w:t xml:space="preserve">เดือน </w:t>
@@ -655,6 +728,7 @@
           <w:rFonts w:ascii="TH SarabunPSK" w:hAnsi="TH SarabunPSK" w:cs="TH SarabunPSK"/>
           <w:sz w:val="32"/>
           <w:szCs w:val="32"/>
+          <w:lang w:val="en-US"/>
         </w:rPr>
         <w:t>{MMMM}</w:t>
       </w:r>
@@ -663,6 +737,7 @@
           <w:rFonts w:ascii="TH SarabunPSK" w:hAnsi="TH SarabunPSK" w:cs="TH SarabunPSK"/>
           <w:sz w:val="32"/>
           <w:szCs w:val="32"/>
+          <w:lang w:val="en-US"/>
         </w:rPr>
         <w:t xml:space="preserve"> </w:t>
       </w:r>
@@ -672,6 +747,7 @@
           <w:sz w:val="32"/>
           <w:szCs w:val="32"/>
           <w:cs/>
+          <w:lang w:val="en-US"/>
         </w:rPr>
         <w:t xml:space="preserve">พ.ศ. </w:t>
       </w:r>
@@ -680,6 +756,7 @@
           <w:rFonts w:ascii="TH SarabunPSK" w:hAnsi="TH SarabunPSK" w:cs="TH SarabunPSK"/>
           <w:sz w:val="32"/>
           <w:szCs w:val="32"/>
+          <w:lang w:val="en-US"/>
         </w:rPr>
         <w:t>{YYYY}</w:t>
       </w:r>
@@ -690,6 +767,7 @@
           <w:rFonts w:ascii="TH SarabunPSK" w:hAnsi="TH SarabunPSK" w:cs="TH SarabunPSK"/>
           <w:sz w:val="32"/>
           <w:szCs w:val="32"/>
+          <w:lang w:val="en-US"/>
         </w:rPr>
       </w:pPr>
     </w:p>
@@ -699,6 +777,7 @@
           <w:rFonts w:ascii="TH SarabunPSK" w:hAnsi="TH SarabunPSK" w:cs="TH SarabunPSK"/>
           <w:sz w:val="32"/>
           <w:szCs w:val="32"/>
+          <w:lang w:val="en-US"/>
         </w:rPr>
       </w:pPr>
     </w:p>
@@ -708,6 +787,7 @@
           <w:rFonts w:ascii="TH SarabunPSK" w:hAnsi="TH SarabunPSK" w:cs="TH SarabunPSK"/>
           <w:sz w:val="32"/>
           <w:szCs w:val="32"/>
+          <w:lang w:val="en-US"/>
         </w:rPr>
       </w:pPr>
     </w:p>
@@ -717,6 +797,7 @@
           <w:rFonts w:ascii="TH SarabunPSK" w:hAnsi="TH SarabunPSK" w:cs="TH SarabunPSK"/>
           <w:sz w:val="32"/>
           <w:szCs w:val="32"/>
+          <w:lang w:val="en-US"/>
         </w:rPr>
       </w:pPr>
     </w:p>
@@ -727,6 +808,7 @@
           <w:rFonts w:ascii="TH SarabunPSK" w:hAnsi="TH SarabunPSK" w:cs="TH SarabunPSK"/>
           <w:sz w:val="32"/>
           <w:szCs w:val="32"/>
+          <w:lang w:val="en-US"/>
         </w:rPr>
       </w:pPr>
       <w:r>
@@ -734,6 +816,7 @@
           <w:rFonts w:ascii="TH SarabunPSK" w:hAnsi="TH SarabunPSK" w:cs="TH SarabunPSK"/>
           <w:sz w:val="32"/>
           <w:szCs w:val="32"/>
+          <w:lang w:val="en-US"/>
         </w:rPr>
         <w:tab/>
       </w:r>
@@ -742,6 +825,7 @@
           <w:rFonts w:ascii="TH SarabunPSK" w:hAnsi="TH SarabunPSK" w:cs="TH SarabunPSK"/>
           <w:sz w:val="32"/>
           <w:szCs w:val="32"/>
+          <w:lang w:val="en-US"/>
         </w:rPr>
         <w:tab/>
       </w:r>
@@ -750,6 +834,7 @@
           <w:rFonts w:ascii="TH SarabunPSK" w:hAnsi="TH SarabunPSK" w:cs="TH SarabunPSK"/>
           <w:sz w:val="32"/>
           <w:szCs w:val="32"/>
+          <w:lang w:val="en-US"/>
         </w:rPr>
         <w:tab/>
       </w:r>
@@ -759,6 +844,7 @@
           <w:sz w:val="32"/>
           <w:szCs w:val="32"/>
           <w:cs/>
+          <w:lang w:val="en-US"/>
         </w:rPr>
         <w:t>(นายชัยทัศน์ จ้องสกุลวงษ์)</w:t>
       </w:r>
@@ -771,6 +857,7 @@
           <w:sz w:val="32"/>
           <w:szCs w:val="32"/>
           <w:cs/>
+          <w:lang w:val="en-US"/>
         </w:rPr>
       </w:pPr>
       <w:r>
@@ -778,6 +865,7 @@
           <w:rFonts w:ascii="TH SarabunPSK" w:hAnsi="TH SarabunPSK" w:cs="TH SarabunPSK"/>
           <w:sz w:val="32"/>
           <w:szCs w:val="32"/>
+          <w:lang w:val="en-US"/>
         </w:rPr>
         <w:tab/>
       </w:r>
@@ -786,6 +874,7 @@
           <w:rFonts w:ascii="TH SarabunPSK" w:hAnsi="TH SarabunPSK" w:cs="TH SarabunPSK"/>
           <w:sz w:val="32"/>
           <w:szCs w:val="32"/>
+          <w:lang w:val="en-US"/>
         </w:rPr>
         <w:tab/>
       </w:r>
@@ -794,6 +883,7 @@
           <w:rFonts w:ascii="TH SarabunPSK" w:hAnsi="TH SarabunPSK" w:cs="TH SarabunPSK"/>
           <w:sz w:val="32"/>
           <w:szCs w:val="32"/>
+          <w:lang w:val="en-US"/>
         </w:rPr>
         <w:tab/>
       </w:r>
@@ -803,6 +893,7 @@
           <w:sz w:val="32"/>
           <w:szCs w:val="32"/>
           <w:cs/>
+          <w:lang w:val="en-US"/>
         </w:rPr>
         <w:t>ผู้อำนวยการโรงเรียนวังน้ำเย็นวิทยาคม</w:t>
       </w:r>
@@ -826,7 +917,7 @@
         <w:kern w:val="2"/>
         <w:sz w:val="24"/>
         <w:szCs w:val="30"/>
-        <w:lang w:val="en-US" w:eastAsia="zh-CN" w:bidi="th-TH"/>
+        <w:lang w:val="en-TH" w:eastAsia="zh-CN" w:bidi="th-TH"/>
         <w14:ligatures w14:val="standardContextual"/>
       </w:rPr>
     </w:rPrDefault>
@@ -1210,15 +1301,15 @@
     <w:lsdException w:name="Unresolved Mention" w:semiHidden="1" w:unhideWhenUsed="1"/>
     <w:lsdException w:name="Smart Link" w:semiHidden="1" w:unhideWhenUsed="1"/>
   </w:latentStyles>
-  <w:style w:type="paragraph" w:default="1" w:styleId="a">
+  <w:style w:type="paragraph" w:default="1" w:styleId="Normal">
     <w:name w:val="Normal"/>
     <w:qFormat/>
   </w:style>
-  <w:style w:type="paragraph" w:styleId="1">
+  <w:style w:type="paragraph" w:styleId="Heading1">
     <w:name w:val="heading 1"/>
-    <w:basedOn w:val="a"/>
-    <w:next w:val="a"/>
-    <w:link w:val="10"/>
+    <w:basedOn w:val="Normal"/>
+    <w:next w:val="Normal"/>
+    <w:link w:val="Heading1Char"/>
     <w:uiPriority w:val="9"/>
     <w:qFormat/>
     <w:rsid w:val="00AD1366"/>
@@ -1235,11 +1326,11 @@
       <w:szCs w:val="61"/>
     </w:rPr>
   </w:style>
-  <w:style w:type="paragraph" w:styleId="2">
+  <w:style w:type="paragraph" w:styleId="Heading2">
     <w:name w:val="heading 2"/>
-    <w:basedOn w:val="a"/>
-    <w:next w:val="a"/>
-    <w:link w:val="20"/>
+    <w:basedOn w:val="Normal"/>
+    <w:next w:val="Normal"/>
+    <w:link w:val="Heading2Char"/>
     <w:uiPriority w:val="9"/>
     <w:semiHidden/>
     <w:unhideWhenUsed/>
@@ -1258,11 +1349,11 @@
       <w:szCs w:val="50"/>
     </w:rPr>
   </w:style>
-  <w:style w:type="paragraph" w:styleId="3">
+  <w:style w:type="paragraph" w:styleId="Heading3">
     <w:name w:val="heading 3"/>
-    <w:basedOn w:val="a"/>
-    <w:next w:val="a"/>
-    <w:link w:val="30"/>
+    <w:basedOn w:val="Normal"/>
+    <w:next w:val="Normal"/>
+    <w:link w:val="Heading3Char"/>
     <w:uiPriority w:val="9"/>
     <w:semiHidden/>
     <w:unhideWhenUsed/>
@@ -1281,11 +1372,11 @@
       <w:szCs w:val="40"/>
     </w:rPr>
   </w:style>
-  <w:style w:type="paragraph" w:styleId="4">
+  <w:style w:type="paragraph" w:styleId="Heading4">
     <w:name w:val="heading 4"/>
-    <w:basedOn w:val="a"/>
-    <w:next w:val="a"/>
-    <w:link w:val="40"/>
+    <w:basedOn w:val="Normal"/>
+    <w:next w:val="Normal"/>
+    <w:link w:val="Heading4Char"/>
     <w:uiPriority w:val="9"/>
     <w:semiHidden/>
     <w:unhideWhenUsed/>
@@ -1304,11 +1395,11 @@
       <w:szCs w:val="35"/>
     </w:rPr>
   </w:style>
-  <w:style w:type="paragraph" w:styleId="5">
+  <w:style w:type="paragraph" w:styleId="Heading5">
     <w:name w:val="heading 5"/>
-    <w:basedOn w:val="a"/>
-    <w:next w:val="a"/>
-    <w:link w:val="50"/>
+    <w:basedOn w:val="Normal"/>
+    <w:next w:val="Normal"/>
+    <w:link w:val="Heading5Char"/>
     <w:uiPriority w:val="9"/>
     <w:semiHidden/>
     <w:unhideWhenUsed/>
@@ -1325,11 +1416,11 @@
       <w:color w:val="0F4761" w:themeColor="accent1" w:themeShade="BF"/>
     </w:rPr>
   </w:style>
-  <w:style w:type="paragraph" w:styleId="6">
+  <w:style w:type="paragraph" w:styleId="Heading6">
     <w:name w:val="heading 6"/>
-    <w:basedOn w:val="a"/>
-    <w:next w:val="a"/>
-    <w:link w:val="60"/>
+    <w:basedOn w:val="Normal"/>
+    <w:next w:val="Normal"/>
+    <w:link w:val="Heading6Char"/>
     <w:uiPriority w:val="9"/>
     <w:semiHidden/>
     <w:unhideWhenUsed/>
@@ -1348,11 +1439,11 @@
       <w:color w:val="0F4761" w:themeColor="accent1" w:themeShade="BF"/>
     </w:rPr>
   </w:style>
-  <w:style w:type="paragraph" w:styleId="7">
+  <w:style w:type="paragraph" w:styleId="Heading7">
     <w:name w:val="heading 7"/>
-    <w:basedOn w:val="a"/>
-    <w:next w:val="a"/>
-    <w:link w:val="70"/>
+    <w:basedOn w:val="Normal"/>
+    <w:next w:val="Normal"/>
+    <w:link w:val="Heading7Char"/>
     <w:uiPriority w:val="9"/>
     <w:semiHidden/>
     <w:unhideWhenUsed/>
@@ -1371,11 +1462,11 @@
       <w:color w:val="595959" w:themeColor="text1" w:themeTint="A6"/>
     </w:rPr>
   </w:style>
-  <w:style w:type="paragraph" w:styleId="8">
+  <w:style w:type="paragraph" w:styleId="Heading8">
     <w:name w:val="heading 8"/>
-    <w:basedOn w:val="a"/>
-    <w:next w:val="a"/>
-    <w:link w:val="80"/>
+    <w:basedOn w:val="Normal"/>
+    <w:next w:val="Normal"/>
+    <w:link w:val="Heading8Char"/>
     <w:uiPriority w:val="9"/>
     <w:semiHidden/>
     <w:unhideWhenUsed/>
@@ -1391,11 +1482,11 @@
       <w:color w:val="595959" w:themeColor="text1" w:themeTint="A6"/>
     </w:rPr>
   </w:style>
-  <w:style w:type="paragraph" w:styleId="9">
+  <w:style w:type="paragraph" w:styleId="Heading9">
     <w:name w:val="heading 9"/>
-    <w:basedOn w:val="a"/>
-    <w:next w:val="a"/>
-    <w:link w:val="90"/>
+    <w:basedOn w:val="Normal"/>
+    <w:next w:val="Normal"/>
+    <w:link w:val="Heading9Char"/>
     <w:uiPriority w:val="9"/>
     <w:semiHidden/>
     <w:unhideWhenUsed/>
@@ -1411,13 +1502,13 @@
       <w:color w:val="595959" w:themeColor="text1" w:themeTint="A6"/>
     </w:rPr>
   </w:style>
-  <w:style w:type="character" w:default="1" w:styleId="a0">
+  <w:style w:type="character" w:default="1" w:styleId="DefaultParagraphFont">
     <w:name w:val="Default Paragraph Font"/>
     <w:uiPriority w:val="1"/>
     <w:semiHidden/>
     <w:unhideWhenUsed/>
   </w:style>
-  <w:style w:type="table" w:default="1" w:styleId="a1">
+  <w:style w:type="table" w:default="1" w:styleId="TableNormal">
     <w:name w:val="Normal Table"/>
     <w:uiPriority w:val="99"/>
     <w:semiHidden/>
@@ -1432,7 +1523,7 @@
       </w:tblCellMar>
     </w:tblPr>
   </w:style>
-  <w:style w:type="numbering" w:default="1" w:styleId="a2">
+  <w:style w:type="numbering" w:default="1" w:styleId="NoList">
     <w:name w:val="No List"/>
     <w:uiPriority w:val="99"/>
     <w:semiHidden/>
@@ -1440,7 +1531,7 @@
   </w:style>
   <w:style w:type="paragraph" w:customStyle="1" w:styleId="Style1">
     <w:name w:val="Style1"/>
-    <w:basedOn w:val="a"/>
+    <w:basedOn w:val="Normal"/>
     <w:autoRedefine/>
     <w:qFormat/>
     <w:rsid w:val="004E6E83"/>
@@ -1451,10 +1542,10 @@
       <w:sz w:val="32"/>
     </w:rPr>
   </w:style>
-  <w:style w:type="character" w:customStyle="1" w:styleId="10">
-    <w:name w:val="หัวเรื่อง 1 อักขระ"/>
-    <w:basedOn w:val="a0"/>
-    <w:link w:val="1"/>
+  <w:style w:type="character" w:customStyle="1" w:styleId="Heading1Char">
+    <w:name w:val="Heading 1 Char"/>
+    <w:basedOn w:val="DefaultParagraphFont"/>
+    <w:link w:val="Heading1"/>
     <w:uiPriority w:val="9"/>
     <w:rsid w:val="00AD1366"/>
     <w:rPr>
@@ -1464,10 +1555,10 @@
       <w:szCs w:val="61"/>
     </w:rPr>
   </w:style>
-  <w:style w:type="character" w:customStyle="1" w:styleId="20">
-    <w:name w:val="หัวเรื่อง 2 อักขระ"/>
-    <w:basedOn w:val="a0"/>
-    <w:link w:val="2"/>
+  <w:style w:type="character" w:customStyle="1" w:styleId="Heading2Char">
+    <w:name w:val="Heading 2 Char"/>
+    <w:basedOn w:val="DefaultParagraphFont"/>
+    <w:link w:val="Heading2"/>
     <w:uiPriority w:val="9"/>
     <w:semiHidden/>
     <w:rsid w:val="00AD1366"/>
@@ -1478,10 +1569,10 @@
       <w:szCs w:val="50"/>
     </w:rPr>
   </w:style>
-  <w:style w:type="character" w:customStyle="1" w:styleId="30">
-    <w:name w:val="หัวเรื่อง 3 อักขระ"/>
-    <w:basedOn w:val="a0"/>
-    <w:link w:val="3"/>
+  <w:style w:type="character" w:customStyle="1" w:styleId="Heading3Char">
+    <w:name w:val="Heading 3 Char"/>
+    <w:basedOn w:val="DefaultParagraphFont"/>
+    <w:link w:val="Heading3"/>
     <w:uiPriority w:val="9"/>
     <w:semiHidden/>
     <w:rsid w:val="00AD1366"/>
@@ -1492,10 +1583,10 @@
       <w:szCs w:val="40"/>
     </w:rPr>
   </w:style>
-  <w:style w:type="character" w:customStyle="1" w:styleId="40">
-    <w:name w:val="หัวเรื่อง 4 อักขระ"/>
-    <w:basedOn w:val="a0"/>
-    <w:link w:val="4"/>
+  <w:style w:type="character" w:customStyle="1" w:styleId="Heading4Char">
+    <w:name w:val="Heading 4 Char"/>
+    <w:basedOn w:val="DefaultParagraphFont"/>
+    <w:link w:val="Heading4"/>
     <w:uiPriority w:val="9"/>
     <w:semiHidden/>
     <w:rsid w:val="00AD1366"/>
@@ -1506,10 +1597,10 @@
       <w:szCs w:val="35"/>
     </w:rPr>
   </w:style>
-  <w:style w:type="character" w:customStyle="1" w:styleId="50">
-    <w:name w:val="หัวเรื่อง 5 อักขระ"/>
-    <w:basedOn w:val="a0"/>
-    <w:link w:val="5"/>
+  <w:style w:type="character" w:customStyle="1" w:styleId="Heading5Char">
+    <w:name w:val="Heading 5 Char"/>
+    <w:basedOn w:val="DefaultParagraphFont"/>
+    <w:link w:val="Heading5"/>
     <w:uiPriority w:val="9"/>
     <w:semiHidden/>
     <w:rsid w:val="00AD1366"/>
@@ -1518,10 +1609,10 @@
       <w:color w:val="0F4761" w:themeColor="accent1" w:themeShade="BF"/>
     </w:rPr>
   </w:style>
-  <w:style w:type="character" w:customStyle="1" w:styleId="60">
-    <w:name w:val="หัวเรื่อง 6 อักขระ"/>
-    <w:basedOn w:val="a0"/>
-    <w:link w:val="6"/>
+  <w:style w:type="character" w:customStyle="1" w:styleId="Heading6Char">
+    <w:name w:val="Heading 6 Char"/>
+    <w:basedOn w:val="DefaultParagraphFont"/>
+    <w:link w:val="Heading6"/>
     <w:uiPriority w:val="9"/>
     <w:semiHidden/>
     <w:rsid w:val="00AD1366"/>
@@ -1532,10 +1623,10 @@
       <w:color w:val="0F4761" w:themeColor="accent1" w:themeShade="BF"/>
     </w:rPr>
   </w:style>
-  <w:style w:type="character" w:customStyle="1" w:styleId="70">
-    <w:name w:val="หัวเรื่อง 7 อักขระ"/>
-    <w:basedOn w:val="a0"/>
-    <w:link w:val="7"/>
+  <w:style w:type="character" w:customStyle="1" w:styleId="Heading7Char">
+    <w:name w:val="Heading 7 Char"/>
+    <w:basedOn w:val="DefaultParagraphFont"/>
+    <w:link w:val="Heading7"/>
     <w:uiPriority w:val="9"/>
     <w:semiHidden/>
     <w:rsid w:val="00AD1366"/>
@@ -1546,10 +1637,10 @@
       <w:color w:val="595959" w:themeColor="text1" w:themeTint="A6"/>
     </w:rPr>
   </w:style>
-  <w:style w:type="character" w:customStyle="1" w:styleId="80">
-    <w:name w:val="หัวเรื่อง 8 อักขระ"/>
-    <w:basedOn w:val="a0"/>
-    <w:link w:val="8"/>
+  <w:style w:type="character" w:customStyle="1" w:styleId="Heading8Char">
+    <w:name w:val="Heading 8 Char"/>
+    <w:basedOn w:val="DefaultParagraphFont"/>
+    <w:link w:val="Heading8"/>
     <w:uiPriority w:val="9"/>
     <w:semiHidden/>
     <w:rsid w:val="00AD1366"/>
@@ -1558,10 +1649,10 @@
       <w:color w:val="595959" w:themeColor="text1" w:themeTint="A6"/>
     </w:rPr>
   </w:style>
-  <w:style w:type="character" w:customStyle="1" w:styleId="90">
-    <w:name w:val="หัวเรื่อง 9 อักขระ"/>
-    <w:basedOn w:val="a0"/>
-    <w:link w:val="9"/>
+  <w:style w:type="character" w:customStyle="1" w:styleId="Heading9Char">
+    <w:name w:val="Heading 9 Char"/>
+    <w:basedOn w:val="DefaultParagraphFont"/>
+    <w:link w:val="Heading9"/>
     <w:uiPriority w:val="9"/>
     <w:semiHidden/>
     <w:rsid w:val="00AD1366"/>
@@ -1570,11 +1661,11 @@
       <w:color w:val="595959" w:themeColor="text1" w:themeTint="A6"/>
     </w:rPr>
   </w:style>
-  <w:style w:type="paragraph" w:styleId="a3">
+  <w:style w:type="paragraph" w:styleId="Title">
     <w:name w:val="Title"/>
-    <w:basedOn w:val="a"/>
-    <w:next w:val="a"/>
-    <w:link w:val="a4"/>
+    <w:basedOn w:val="Normal"/>
+    <w:next w:val="Normal"/>
+    <w:link w:val="TitleChar"/>
     <w:uiPriority w:val="10"/>
     <w:qFormat/>
     <w:rsid w:val="00AD1366"/>
@@ -1591,10 +1682,10 @@
       <w:szCs w:val="71"/>
     </w:rPr>
   </w:style>
-  <w:style w:type="character" w:customStyle="1" w:styleId="a4">
-    <w:name w:val="ชื่อเรื่อง อักขระ"/>
-    <w:basedOn w:val="a0"/>
-    <w:link w:val="a3"/>
+  <w:style w:type="character" w:customStyle="1" w:styleId="TitleChar">
+    <w:name w:val="Title Char"/>
+    <w:basedOn w:val="DefaultParagraphFont"/>
+    <w:link w:val="Title"/>
     <w:uiPriority w:val="10"/>
     <w:rsid w:val="00AD1366"/>
     <w:rPr>
@@ -1605,11 +1696,11 @@
       <w:szCs w:val="71"/>
     </w:rPr>
   </w:style>
-  <w:style w:type="paragraph" w:styleId="a5">
+  <w:style w:type="paragraph" w:styleId="Subtitle">
     <w:name w:val="Subtitle"/>
-    <w:basedOn w:val="a"/>
-    <w:next w:val="a"/>
-    <w:link w:val="a6"/>
+    <w:basedOn w:val="Normal"/>
+    <w:next w:val="Normal"/>
+    <w:link w:val="SubtitleChar"/>
     <w:uiPriority w:val="11"/>
     <w:qFormat/>
     <w:rsid w:val="00AD1366"/>
@@ -1628,10 +1719,10 @@
       <w:szCs w:val="35"/>
     </w:rPr>
   </w:style>
-  <w:style w:type="character" w:customStyle="1" w:styleId="a6">
-    <w:name w:val="ชื่อเรื่องรอง อักขระ"/>
-    <w:basedOn w:val="a0"/>
-    <w:link w:val="a5"/>
+  <w:style w:type="character" w:customStyle="1" w:styleId="SubtitleChar">
+    <w:name w:val="Subtitle Char"/>
+    <w:basedOn w:val="DefaultParagraphFont"/>
+    <w:link w:val="Subtitle"/>
     <w:uiPriority w:val="11"/>
     <w:rsid w:val="00AD1366"/>
     <w:rPr>
@@ -1642,11 +1733,11 @@
       <w:szCs w:val="35"/>
     </w:rPr>
   </w:style>
-  <w:style w:type="paragraph" w:styleId="a7">
+  <w:style w:type="paragraph" w:styleId="Quote">
     <w:name w:val="Quote"/>
-    <w:basedOn w:val="a"/>
-    <w:next w:val="a"/>
-    <w:link w:val="a8"/>
+    <w:basedOn w:val="Normal"/>
+    <w:next w:val="Normal"/>
+    <w:link w:val="QuoteChar"/>
     <w:uiPriority w:val="29"/>
     <w:qFormat/>
     <w:rsid w:val="00AD1366"/>
@@ -1660,10 +1751,10 @@
       <w:color w:val="404040" w:themeColor="text1" w:themeTint="BF"/>
     </w:rPr>
   </w:style>
-  <w:style w:type="character" w:customStyle="1" w:styleId="a8">
-    <w:name w:val="คำอ้างอิง อักขระ"/>
-    <w:basedOn w:val="a0"/>
-    <w:link w:val="a7"/>
+  <w:style w:type="character" w:customStyle="1" w:styleId="QuoteChar">
+    <w:name w:val="Quote Char"/>
+    <w:basedOn w:val="DefaultParagraphFont"/>
+    <w:link w:val="Quote"/>
     <w:uiPriority w:val="29"/>
     <w:rsid w:val="00AD1366"/>
     <w:rPr>
@@ -1672,9 +1763,9 @@
       <w:color w:val="404040" w:themeColor="text1" w:themeTint="BF"/>
     </w:rPr>
   </w:style>
-  <w:style w:type="paragraph" w:styleId="a9">
+  <w:style w:type="paragraph" w:styleId="ListParagraph">
     <w:name w:val="List Paragraph"/>
-    <w:basedOn w:val="a"/>
+    <w:basedOn w:val="Normal"/>
     <w:uiPriority w:val="34"/>
     <w:qFormat/>
     <w:rsid w:val="00AD1366"/>
@@ -1683,9 +1774,9 @@
       <w:contextualSpacing/>
     </w:pPr>
   </w:style>
-  <w:style w:type="character" w:styleId="aa">
+  <w:style w:type="character" w:styleId="IntenseEmphasis">
     <w:name w:val="Intense Emphasis"/>
-    <w:basedOn w:val="a0"/>
+    <w:basedOn w:val="DefaultParagraphFont"/>
     <w:uiPriority w:val="21"/>
     <w:qFormat/>
     <w:rsid w:val="00AD1366"/>
@@ -1695,11 +1786,11 @@
       <w:color w:val="0F4761" w:themeColor="accent1" w:themeShade="BF"/>
     </w:rPr>
   </w:style>
-  <w:style w:type="paragraph" w:styleId="ab">
+  <w:style w:type="paragraph" w:styleId="IntenseQuote">
     <w:name w:val="Intense Quote"/>
-    <w:basedOn w:val="a"/>
-    <w:next w:val="a"/>
-    <w:link w:val="ac"/>
+    <w:basedOn w:val="Normal"/>
+    <w:next w:val="Normal"/>
+    <w:link w:val="IntenseQuoteChar"/>
     <w:uiPriority w:val="30"/>
     <w:qFormat/>
     <w:rsid w:val="00AD1366"/>
@@ -1718,10 +1809,10 @@
       <w:color w:val="0F4761" w:themeColor="accent1" w:themeShade="BF"/>
     </w:rPr>
   </w:style>
-  <w:style w:type="character" w:customStyle="1" w:styleId="ac">
-    <w:name w:val="ทำให้คำอ้างอิงเป็นสีเข้มขึ้น อักขระ"/>
-    <w:basedOn w:val="a0"/>
-    <w:link w:val="ab"/>
+  <w:style w:type="character" w:customStyle="1" w:styleId="IntenseQuoteChar">
+    <w:name w:val="Intense Quote Char"/>
+    <w:basedOn w:val="DefaultParagraphFont"/>
+    <w:link w:val="IntenseQuote"/>
     <w:uiPriority w:val="30"/>
     <w:rsid w:val="00AD1366"/>
     <w:rPr>
@@ -1730,9 +1821,9 @@
       <w:color w:val="0F4761" w:themeColor="accent1" w:themeShade="BF"/>
     </w:rPr>
   </w:style>
-  <w:style w:type="character" w:styleId="ad">
+  <w:style w:type="character" w:styleId="IntenseReference">
     <w:name w:val="Intense Reference"/>
-    <w:basedOn w:val="a0"/>
+    <w:basedOn w:val="DefaultParagraphFont"/>
     <w:uiPriority w:val="32"/>
     <w:qFormat/>
     <w:rsid w:val="00AD1366"/>
@@ -1744,7 +1835,7 @@
       <w:spacing w:val="5"/>
     </w:rPr>
   </w:style>
-  <w:style w:type="paragraph" w:styleId="ae">
+  <w:style w:type="paragraph" w:styleId="Revision">
     <w:name w:val="Revision"/>
     <w:hidden/>
     <w:uiPriority w:val="99"/>

--- a/template_command_solo.docx
+++ b/template_command_solo.docx
@@ -229,8 +229,8 @@
     </w:p>
     <w:p>
       <w:pPr>
-        <w:ind w:rightChars="117" w:right="281"/>
-        <w:jc w:val="thaiDistribute"/>
+        <w:ind w:rightChars="177" w:right="425"/>
+        <w:jc w:val="both"/>
         <w:rPr>
           <w:rFonts w:ascii="TH SarabunPSK" w:hAnsi="TH SarabunPSK" w:cs="TH SarabunPSK"/>
           <w:sz w:val="32"/>
@@ -286,14 +286,40 @@
           <w:cs/>
           <w:lang w:val="en-US"/>
         </w:rPr>
-        <w:t>เดินทาง</w:t>
-      </w:r>
-      <w:r>
-        <w:rPr>
-          <w:rFonts w:ascii="TH SarabunPSK" w:hAnsi="TH SarabunPSK" w:cs="TH SarabunPSK" w:hint="cs"/>
-          <w:sz w:val="32"/>
-          <w:szCs w:val="32"/>
-          <w:cs/>
+        <w:t>เดินทางไปราชการ เพื่อ</w:t>
+      </w:r>
+      <w:r>
+        <w:rPr>
+          <w:rFonts w:ascii="TH SarabunPSK" w:hAnsi="TH SarabunPSK" w:cs="TH SarabunPSK"/>
+          <w:sz w:val="32"/>
+          <w:szCs w:val="32"/>
+          <w:lang w:val="en-US"/>
+        </w:rPr>
+        <w:t>{</w:t>
+      </w:r>
+      <w:r>
+        <w:rPr>
+          <w:rFonts w:ascii="TH SarabunPSK" w:hAnsi="TH SarabunPSK" w:cs="TH SarabunPSK"/>
+          <w:sz w:val="32"/>
+          <w:szCs w:val="32"/>
+          <w:lang w:val="en-US"/>
+        </w:rPr>
+        <w:t>purpose</w:t>
+      </w:r>
+      <w:r>
+        <w:rPr>
+          <w:rFonts w:ascii="TH SarabunPSK" w:hAnsi="TH SarabunPSK" w:cs="TH SarabunPSK"/>
+          <w:sz w:val="32"/>
+          <w:szCs w:val="32"/>
+          <w:lang w:val="en-US"/>
+        </w:rPr>
+        <w:t>}</w:t>
+      </w:r>
+      <w:r>
+        <w:rPr>
+          <w:rFonts w:ascii="TH SarabunPSK" w:hAnsi="TH SarabunPSK" w:cs="TH SarabunPSK"/>
+          <w:sz w:val="32"/>
+          <w:szCs w:val="32"/>
           <w:lang w:val="en-US"/>
         </w:rPr>
         <w:t xml:space="preserve"> </w:t>
@@ -303,16 +329,6 @@
           <w:rFonts w:ascii="TH SarabunPSK" w:hAnsi="TH SarabunPSK" w:cs="TH SarabunPSK"/>
           <w:sz w:val="32"/>
           <w:szCs w:val="32"/>
-          <w:cs/>
-          <w:lang w:val="en-US"/>
-        </w:rPr>
-        <w:t>ไปราชการ เพื่อ</w:t>
-      </w:r>
-      <w:r>
-        <w:rPr>
-          <w:rFonts w:ascii="TH SarabunPSK" w:hAnsi="TH SarabunPSK" w:cs="TH SarabunPSK"/>
-          <w:sz w:val="32"/>
-          <w:szCs w:val="32"/>
           <w:lang w:val="en-US"/>
         </w:rPr>
         <w:t>{</w:t>
@@ -324,7 +340,7 @@
           <w:szCs w:val="32"/>
           <w:lang w:val="en-US"/>
         </w:rPr>
-        <w:t>purpose</w:t>
+        <w:t>date_range</w:t>
       </w:r>
       <w:r>
         <w:rPr>
@@ -351,33 +367,6 @@
           <w:szCs w:val="32"/>
           <w:lang w:val="en-US"/>
         </w:rPr>
-        <w:t>{</w:t>
-      </w:r>
-      <w:r>
-        <w:rPr>
-          <w:rFonts w:ascii="TH SarabunPSK" w:hAnsi="TH SarabunPSK" w:cs="TH SarabunPSK"/>
-          <w:sz w:val="32"/>
-          <w:szCs w:val="32"/>
-          <w:lang w:val="en-US"/>
-        </w:rPr>
-        <w:t>date_range</w:t>
-      </w:r>
-      <w:r>
-        <w:rPr>
-          <w:rFonts w:ascii="TH SarabunPSK" w:hAnsi="TH SarabunPSK" w:cs="TH SarabunPSK"/>
-          <w:sz w:val="32"/>
-          <w:szCs w:val="32"/>
-          <w:lang w:val="en-US"/>
-        </w:rPr>
-        <w:t>}</w:t>
-      </w:r>
-      <w:r>
-        <w:rPr>
-          <w:rFonts w:ascii="TH SarabunPSK" w:hAnsi="TH SarabunPSK" w:cs="TH SarabunPSK"/>
-          <w:sz w:val="32"/>
-          <w:szCs w:val="32"/>
-          <w:lang w:val="en-US"/>
-        </w:rPr>
         <w:t xml:space="preserve"> </w:t>
       </w:r>
       <w:r>
@@ -388,7 +377,16 @@
           <w:cs/>
           <w:lang w:val="en-US"/>
         </w:rPr>
-        <w:t xml:space="preserve">ณ </w:t>
+        <w:t>ณ</w:t>
+      </w:r>
+      <w:r>
+        <w:rPr>
+          <w:rFonts w:ascii="TH SarabunPSK" w:hAnsi="TH SarabunPSK" w:cs="TH SarabunPSK"/>
+          <w:sz w:val="32"/>
+          <w:szCs w:val="32"/>
+          <w:lang w:val="en-US"/>
+        </w:rPr>
+        <w:t> </w:t>
       </w:r>
       <w:r>
         <w:rPr>
@@ -431,7 +429,7 @@
     <w:p>
       <w:pPr>
         <w:spacing w:before="240"/>
-        <w:ind w:rightChars="117" w:right="281"/>
+        <w:ind w:rightChars="177" w:right="425"/>
         <w:jc w:val="both"/>
         <w:rPr>
           <w:rFonts w:ascii="TH SarabunPSK" w:hAnsi="TH SarabunPSK" w:cs="TH SarabunPSK"/>
@@ -610,36 +608,7 @@
           <w:cs/>
           <w:lang w:val="en-US"/>
         </w:rPr>
-        <w:t>เดินทางไปราชการ</w:t>
-      </w:r>
-      <w:r>
-        <w:rPr>
-          <w:rFonts w:ascii="TH SarabunPSK" w:hAnsi="TH SarabunPSK" w:cs="TH SarabunPSK"/>
-          <w:sz w:val="32"/>
-          <w:szCs w:val="32"/>
-          <w:lang w:val="en-US"/>
-        </w:rPr>
-        <w:t xml:space="preserve"> </w:t>
-      </w:r>
-      <w:r>
-        <w:rPr>
-          <w:rFonts w:ascii="TH SarabunPSK" w:hAnsi="TH SarabunPSK" w:cs="TH SarabunPSK" w:hint="cs"/>
-          <w:sz w:val="32"/>
-          <w:szCs w:val="32"/>
-          <w:cs/>
-          <w:lang w:val="en-US"/>
-        </w:rPr>
-        <w:t xml:space="preserve">           </w:t>
-      </w:r>
-      <w:r>
-        <w:rPr>
-          <w:rFonts w:ascii="TH SarabunPSK" w:hAnsi="TH SarabunPSK" w:cs="TH SarabunPSK"/>
-          <w:sz w:val="32"/>
-          <w:szCs w:val="32"/>
-          <w:cs/>
-          <w:lang w:val="en-US"/>
-        </w:rPr>
-        <w:t>ตามวัน เวลา และสถานที่ดังกล่าว</w:t>
+        <w:t>เดินทางไปราชการตามวัน เวลา และสถานที่ดังกล่าว</w:t>
       </w:r>
     </w:p>
     <w:p>
@@ -917,7 +886,7 @@
         <w:kern w:val="2"/>
         <w:sz w:val="24"/>
         <w:szCs w:val="30"/>
-        <w:lang w:val="en-TH" w:eastAsia="zh-CN" w:bidi="th-TH"/>
+        <w:lang w:eastAsia="zh-CN" w:bidi="th-TH"/>
         <w14:ligatures w14:val="standardContextual"/>
       </w:rPr>
     </w:rPrDefault>
@@ -1301,15 +1270,15 @@
     <w:lsdException w:name="Unresolved Mention" w:semiHidden="1" w:unhideWhenUsed="1"/>
     <w:lsdException w:name="Smart Link" w:semiHidden="1" w:unhideWhenUsed="1"/>
   </w:latentStyles>
-  <w:style w:type="paragraph" w:default="1" w:styleId="Normal">
+  <w:style w:type="paragraph" w:default="1" w:styleId="a">
     <w:name w:val="Normal"/>
     <w:qFormat/>
   </w:style>
-  <w:style w:type="paragraph" w:styleId="Heading1">
+  <w:style w:type="paragraph" w:styleId="1">
     <w:name w:val="heading 1"/>
-    <w:basedOn w:val="Normal"/>
-    <w:next w:val="Normal"/>
-    <w:link w:val="Heading1Char"/>
+    <w:basedOn w:val="a"/>
+    <w:next w:val="a"/>
+    <w:link w:val="10"/>
     <w:uiPriority w:val="9"/>
     <w:qFormat/>
     <w:rsid w:val="00AD1366"/>
@@ -1326,11 +1295,11 @@
       <w:szCs w:val="61"/>
     </w:rPr>
   </w:style>
-  <w:style w:type="paragraph" w:styleId="Heading2">
+  <w:style w:type="paragraph" w:styleId="2">
     <w:name w:val="heading 2"/>
-    <w:basedOn w:val="Normal"/>
-    <w:next w:val="Normal"/>
-    <w:link w:val="Heading2Char"/>
+    <w:basedOn w:val="a"/>
+    <w:next w:val="a"/>
+    <w:link w:val="20"/>
     <w:uiPriority w:val="9"/>
     <w:semiHidden/>
     <w:unhideWhenUsed/>
@@ -1349,11 +1318,11 @@
       <w:szCs w:val="50"/>
     </w:rPr>
   </w:style>
-  <w:style w:type="paragraph" w:styleId="Heading3">
+  <w:style w:type="paragraph" w:styleId="3">
     <w:name w:val="heading 3"/>
-    <w:basedOn w:val="Normal"/>
-    <w:next w:val="Normal"/>
-    <w:link w:val="Heading3Char"/>
+    <w:basedOn w:val="a"/>
+    <w:next w:val="a"/>
+    <w:link w:val="30"/>
     <w:uiPriority w:val="9"/>
     <w:semiHidden/>
     <w:unhideWhenUsed/>
@@ -1372,11 +1341,11 @@
       <w:szCs w:val="40"/>
     </w:rPr>
   </w:style>
-  <w:style w:type="paragraph" w:styleId="Heading4">
+  <w:style w:type="paragraph" w:styleId="4">
     <w:name w:val="heading 4"/>
-    <w:basedOn w:val="Normal"/>
-    <w:next w:val="Normal"/>
-    <w:link w:val="Heading4Char"/>
+    <w:basedOn w:val="a"/>
+    <w:next w:val="a"/>
+    <w:link w:val="40"/>
     <w:uiPriority w:val="9"/>
     <w:semiHidden/>
     <w:unhideWhenUsed/>
@@ -1395,11 +1364,11 @@
       <w:szCs w:val="35"/>
     </w:rPr>
   </w:style>
-  <w:style w:type="paragraph" w:styleId="Heading5">
+  <w:style w:type="paragraph" w:styleId="5">
     <w:name w:val="heading 5"/>
-    <w:basedOn w:val="Normal"/>
-    <w:next w:val="Normal"/>
-    <w:link w:val="Heading5Char"/>
+    <w:basedOn w:val="a"/>
+    <w:next w:val="a"/>
+    <w:link w:val="50"/>
     <w:uiPriority w:val="9"/>
     <w:semiHidden/>
     <w:unhideWhenUsed/>
@@ -1416,11 +1385,11 @@
       <w:color w:val="0F4761" w:themeColor="accent1" w:themeShade="BF"/>
     </w:rPr>
   </w:style>
-  <w:style w:type="paragraph" w:styleId="Heading6">
+  <w:style w:type="paragraph" w:styleId="6">
     <w:name w:val="heading 6"/>
-    <w:basedOn w:val="Normal"/>
-    <w:next w:val="Normal"/>
-    <w:link w:val="Heading6Char"/>
+    <w:basedOn w:val="a"/>
+    <w:next w:val="a"/>
+    <w:link w:val="60"/>
     <w:uiPriority w:val="9"/>
     <w:semiHidden/>
     <w:unhideWhenUsed/>
@@ -1439,11 +1408,11 @@
       <w:color w:val="0F4761" w:themeColor="accent1" w:themeShade="BF"/>
     </w:rPr>
   </w:style>
-  <w:style w:type="paragraph" w:styleId="Heading7">
+  <w:style w:type="paragraph" w:styleId="7">
     <w:name w:val="heading 7"/>
-    <w:basedOn w:val="Normal"/>
-    <w:next w:val="Normal"/>
-    <w:link w:val="Heading7Char"/>
+    <w:basedOn w:val="a"/>
+    <w:next w:val="a"/>
+    <w:link w:val="70"/>
     <w:uiPriority w:val="9"/>
     <w:semiHidden/>
     <w:unhideWhenUsed/>
@@ -1462,11 +1431,11 @@
       <w:color w:val="595959" w:themeColor="text1" w:themeTint="A6"/>
     </w:rPr>
   </w:style>
-  <w:style w:type="paragraph" w:styleId="Heading8">
+  <w:style w:type="paragraph" w:styleId="8">
     <w:name w:val="heading 8"/>
-    <w:basedOn w:val="Normal"/>
-    <w:next w:val="Normal"/>
-    <w:link w:val="Heading8Char"/>
+    <w:basedOn w:val="a"/>
+    <w:next w:val="a"/>
+    <w:link w:val="80"/>
     <w:uiPriority w:val="9"/>
     <w:semiHidden/>
     <w:unhideWhenUsed/>
@@ -1482,11 +1451,11 @@
       <w:color w:val="595959" w:themeColor="text1" w:themeTint="A6"/>
     </w:rPr>
   </w:style>
-  <w:style w:type="paragraph" w:styleId="Heading9">
+  <w:style w:type="paragraph" w:styleId="9">
     <w:name w:val="heading 9"/>
-    <w:basedOn w:val="Normal"/>
-    <w:next w:val="Normal"/>
-    <w:link w:val="Heading9Char"/>
+    <w:basedOn w:val="a"/>
+    <w:next w:val="a"/>
+    <w:link w:val="90"/>
     <w:uiPriority w:val="9"/>
     <w:semiHidden/>
     <w:unhideWhenUsed/>
@@ -1502,13 +1471,13 @@
       <w:color w:val="595959" w:themeColor="text1" w:themeTint="A6"/>
     </w:rPr>
   </w:style>
-  <w:style w:type="character" w:default="1" w:styleId="DefaultParagraphFont">
+  <w:style w:type="character" w:default="1" w:styleId="a0">
     <w:name w:val="Default Paragraph Font"/>
     <w:uiPriority w:val="1"/>
     <w:semiHidden/>
     <w:unhideWhenUsed/>
   </w:style>
-  <w:style w:type="table" w:default="1" w:styleId="TableNormal">
+  <w:style w:type="table" w:default="1" w:styleId="a1">
     <w:name w:val="Normal Table"/>
     <w:uiPriority w:val="99"/>
     <w:semiHidden/>
@@ -1523,7 +1492,7 @@
       </w:tblCellMar>
     </w:tblPr>
   </w:style>
-  <w:style w:type="numbering" w:default="1" w:styleId="NoList">
+  <w:style w:type="numbering" w:default="1" w:styleId="a2">
     <w:name w:val="No List"/>
     <w:uiPriority w:val="99"/>
     <w:semiHidden/>
@@ -1531,7 +1500,7 @@
   </w:style>
   <w:style w:type="paragraph" w:customStyle="1" w:styleId="Style1">
     <w:name w:val="Style1"/>
-    <w:basedOn w:val="Normal"/>
+    <w:basedOn w:val="a"/>
     <w:autoRedefine/>
     <w:qFormat/>
     <w:rsid w:val="004E6E83"/>
@@ -1542,10 +1511,10 @@
       <w:sz w:val="32"/>
     </w:rPr>
   </w:style>
-  <w:style w:type="character" w:customStyle="1" w:styleId="Heading1Char">
-    <w:name w:val="Heading 1 Char"/>
-    <w:basedOn w:val="DefaultParagraphFont"/>
-    <w:link w:val="Heading1"/>
+  <w:style w:type="character" w:customStyle="1" w:styleId="10">
+    <w:name w:val="หัวเรื่อง 1 อักขระ"/>
+    <w:basedOn w:val="a0"/>
+    <w:link w:val="1"/>
     <w:uiPriority w:val="9"/>
     <w:rsid w:val="00AD1366"/>
     <w:rPr>
@@ -1555,10 +1524,10 @@
       <w:szCs w:val="61"/>
     </w:rPr>
   </w:style>
-  <w:style w:type="character" w:customStyle="1" w:styleId="Heading2Char">
-    <w:name w:val="Heading 2 Char"/>
-    <w:basedOn w:val="DefaultParagraphFont"/>
-    <w:link w:val="Heading2"/>
+  <w:style w:type="character" w:customStyle="1" w:styleId="20">
+    <w:name w:val="หัวเรื่อง 2 อักขระ"/>
+    <w:basedOn w:val="a0"/>
+    <w:link w:val="2"/>
     <w:uiPriority w:val="9"/>
     <w:semiHidden/>
     <w:rsid w:val="00AD1366"/>
@@ -1569,10 +1538,10 @@
       <w:szCs w:val="50"/>
     </w:rPr>
   </w:style>
-  <w:style w:type="character" w:customStyle="1" w:styleId="Heading3Char">
-    <w:name w:val="Heading 3 Char"/>
-    <w:basedOn w:val="DefaultParagraphFont"/>
-    <w:link w:val="Heading3"/>
+  <w:style w:type="character" w:customStyle="1" w:styleId="30">
+    <w:name w:val="หัวเรื่อง 3 อักขระ"/>
+    <w:basedOn w:val="a0"/>
+    <w:link w:val="3"/>
     <w:uiPriority w:val="9"/>
     <w:semiHidden/>
     <w:rsid w:val="00AD1366"/>
@@ -1583,10 +1552,10 @@
       <w:szCs w:val="40"/>
     </w:rPr>
   </w:style>
-  <w:style w:type="character" w:customStyle="1" w:styleId="Heading4Char">
-    <w:name w:val="Heading 4 Char"/>
-    <w:basedOn w:val="DefaultParagraphFont"/>
-    <w:link w:val="Heading4"/>
+  <w:style w:type="character" w:customStyle="1" w:styleId="40">
+    <w:name w:val="หัวเรื่อง 4 อักขระ"/>
+    <w:basedOn w:val="a0"/>
+    <w:link w:val="4"/>
     <w:uiPriority w:val="9"/>
     <w:semiHidden/>
     <w:rsid w:val="00AD1366"/>
@@ -1597,10 +1566,10 @@
       <w:szCs w:val="35"/>
     </w:rPr>
   </w:style>
-  <w:style w:type="character" w:customStyle="1" w:styleId="Heading5Char">
-    <w:name w:val="Heading 5 Char"/>
-    <w:basedOn w:val="DefaultParagraphFont"/>
-    <w:link w:val="Heading5"/>
+  <w:style w:type="character" w:customStyle="1" w:styleId="50">
+    <w:name w:val="หัวเรื่อง 5 อักขระ"/>
+    <w:basedOn w:val="a0"/>
+    <w:link w:val="5"/>
     <w:uiPriority w:val="9"/>
     <w:semiHidden/>
     <w:rsid w:val="00AD1366"/>
@@ -1609,10 +1578,10 @@
       <w:color w:val="0F4761" w:themeColor="accent1" w:themeShade="BF"/>
     </w:rPr>
   </w:style>
-  <w:style w:type="character" w:customStyle="1" w:styleId="Heading6Char">
-    <w:name w:val="Heading 6 Char"/>
-    <w:basedOn w:val="DefaultParagraphFont"/>
-    <w:link w:val="Heading6"/>
+  <w:style w:type="character" w:customStyle="1" w:styleId="60">
+    <w:name w:val="หัวเรื่อง 6 อักขระ"/>
+    <w:basedOn w:val="a0"/>
+    <w:link w:val="6"/>
     <w:uiPriority w:val="9"/>
     <w:semiHidden/>
     <w:rsid w:val="00AD1366"/>
@@ -1623,10 +1592,10 @@
       <w:color w:val="0F4761" w:themeColor="accent1" w:themeShade="BF"/>
     </w:rPr>
   </w:style>
-  <w:style w:type="character" w:customStyle="1" w:styleId="Heading7Char">
-    <w:name w:val="Heading 7 Char"/>
-    <w:basedOn w:val="DefaultParagraphFont"/>
-    <w:link w:val="Heading7"/>
+  <w:style w:type="character" w:customStyle="1" w:styleId="70">
+    <w:name w:val="หัวเรื่อง 7 อักขระ"/>
+    <w:basedOn w:val="a0"/>
+    <w:link w:val="7"/>
     <w:uiPriority w:val="9"/>
     <w:semiHidden/>
     <w:rsid w:val="00AD1366"/>
@@ -1637,10 +1606,10 @@
       <w:color w:val="595959" w:themeColor="text1" w:themeTint="A6"/>
     </w:rPr>
   </w:style>
-  <w:style w:type="character" w:customStyle="1" w:styleId="Heading8Char">
-    <w:name w:val="Heading 8 Char"/>
-    <w:basedOn w:val="DefaultParagraphFont"/>
-    <w:link w:val="Heading8"/>
+  <w:style w:type="character" w:customStyle="1" w:styleId="80">
+    <w:name w:val="หัวเรื่อง 8 อักขระ"/>
+    <w:basedOn w:val="a0"/>
+    <w:link w:val="8"/>
     <w:uiPriority w:val="9"/>
     <w:semiHidden/>
     <w:rsid w:val="00AD1366"/>
@@ -1649,10 +1618,10 @@
       <w:color w:val="595959" w:themeColor="text1" w:themeTint="A6"/>
     </w:rPr>
   </w:style>
-  <w:style w:type="character" w:customStyle="1" w:styleId="Heading9Char">
-    <w:name w:val="Heading 9 Char"/>
-    <w:basedOn w:val="DefaultParagraphFont"/>
-    <w:link w:val="Heading9"/>
+  <w:style w:type="character" w:customStyle="1" w:styleId="90">
+    <w:name w:val="หัวเรื่อง 9 อักขระ"/>
+    <w:basedOn w:val="a0"/>
+    <w:link w:val="9"/>
     <w:uiPriority w:val="9"/>
     <w:semiHidden/>
     <w:rsid w:val="00AD1366"/>
@@ -1661,11 +1630,11 @@
       <w:color w:val="595959" w:themeColor="text1" w:themeTint="A6"/>
     </w:rPr>
   </w:style>
-  <w:style w:type="paragraph" w:styleId="Title">
+  <w:style w:type="paragraph" w:styleId="a3">
     <w:name w:val="Title"/>
-    <w:basedOn w:val="Normal"/>
-    <w:next w:val="Normal"/>
-    <w:link w:val="TitleChar"/>
+    <w:basedOn w:val="a"/>
+    <w:next w:val="a"/>
+    <w:link w:val="a4"/>
     <w:uiPriority w:val="10"/>
     <w:qFormat/>
     <w:rsid w:val="00AD1366"/>
@@ -1682,10 +1651,10 @@
       <w:szCs w:val="71"/>
     </w:rPr>
   </w:style>
-  <w:style w:type="character" w:customStyle="1" w:styleId="TitleChar">
-    <w:name w:val="Title Char"/>
-    <w:basedOn w:val="DefaultParagraphFont"/>
-    <w:link w:val="Title"/>
+  <w:style w:type="character" w:customStyle="1" w:styleId="a4">
+    <w:name w:val="ชื่อเรื่อง อักขระ"/>
+    <w:basedOn w:val="a0"/>
+    <w:link w:val="a3"/>
     <w:uiPriority w:val="10"/>
     <w:rsid w:val="00AD1366"/>
     <w:rPr>
@@ -1696,11 +1665,11 @@
       <w:szCs w:val="71"/>
     </w:rPr>
   </w:style>
-  <w:style w:type="paragraph" w:styleId="Subtitle">
+  <w:style w:type="paragraph" w:styleId="a5">
     <w:name w:val="Subtitle"/>
-    <w:basedOn w:val="Normal"/>
-    <w:next w:val="Normal"/>
-    <w:link w:val="SubtitleChar"/>
+    <w:basedOn w:val="a"/>
+    <w:next w:val="a"/>
+    <w:link w:val="a6"/>
     <w:uiPriority w:val="11"/>
     <w:qFormat/>
     <w:rsid w:val="00AD1366"/>
@@ -1719,10 +1688,10 @@
       <w:szCs w:val="35"/>
     </w:rPr>
   </w:style>
-  <w:style w:type="character" w:customStyle="1" w:styleId="SubtitleChar">
-    <w:name w:val="Subtitle Char"/>
-    <w:basedOn w:val="DefaultParagraphFont"/>
-    <w:link w:val="Subtitle"/>
+  <w:style w:type="character" w:customStyle="1" w:styleId="a6">
+    <w:name w:val="ชื่อเรื่องรอง อักขระ"/>
+    <w:basedOn w:val="a0"/>
+    <w:link w:val="a5"/>
     <w:uiPriority w:val="11"/>
     <w:rsid w:val="00AD1366"/>
     <w:rPr>
@@ -1733,11 +1702,11 @@
       <w:szCs w:val="35"/>
     </w:rPr>
   </w:style>
-  <w:style w:type="paragraph" w:styleId="Quote">
+  <w:style w:type="paragraph" w:styleId="a7">
     <w:name w:val="Quote"/>
-    <w:basedOn w:val="Normal"/>
-    <w:next w:val="Normal"/>
-    <w:link w:val="QuoteChar"/>
+    <w:basedOn w:val="a"/>
+    <w:next w:val="a"/>
+    <w:link w:val="a8"/>
     <w:uiPriority w:val="29"/>
     <w:qFormat/>
     <w:rsid w:val="00AD1366"/>
@@ -1751,10 +1720,10 @@
       <w:color w:val="404040" w:themeColor="text1" w:themeTint="BF"/>
     </w:rPr>
   </w:style>
-  <w:style w:type="character" w:customStyle="1" w:styleId="QuoteChar">
-    <w:name w:val="Quote Char"/>
-    <w:basedOn w:val="DefaultParagraphFont"/>
-    <w:link w:val="Quote"/>
+  <w:style w:type="character" w:customStyle="1" w:styleId="a8">
+    <w:name w:val="คำอ้างอิง อักขระ"/>
+    <w:basedOn w:val="a0"/>
+    <w:link w:val="a7"/>
     <w:uiPriority w:val="29"/>
     <w:rsid w:val="00AD1366"/>
     <w:rPr>
@@ -1763,9 +1732,9 @@
       <w:color w:val="404040" w:themeColor="text1" w:themeTint="BF"/>
     </w:rPr>
   </w:style>
-  <w:style w:type="paragraph" w:styleId="ListParagraph">
+  <w:style w:type="paragraph" w:styleId="a9">
     <w:name w:val="List Paragraph"/>
-    <w:basedOn w:val="Normal"/>
+    <w:basedOn w:val="a"/>
     <w:uiPriority w:val="34"/>
     <w:qFormat/>
     <w:rsid w:val="00AD1366"/>
@@ -1774,9 +1743,9 @@
       <w:contextualSpacing/>
     </w:pPr>
   </w:style>
-  <w:style w:type="character" w:styleId="IntenseEmphasis">
+  <w:style w:type="character" w:styleId="aa">
     <w:name w:val="Intense Emphasis"/>
-    <w:basedOn w:val="DefaultParagraphFont"/>
+    <w:basedOn w:val="a0"/>
     <w:uiPriority w:val="21"/>
     <w:qFormat/>
     <w:rsid w:val="00AD1366"/>
@@ -1786,11 +1755,11 @@
       <w:color w:val="0F4761" w:themeColor="accent1" w:themeShade="BF"/>
     </w:rPr>
   </w:style>
-  <w:style w:type="paragraph" w:styleId="IntenseQuote">
+  <w:style w:type="paragraph" w:styleId="ab">
     <w:name w:val="Intense Quote"/>
-    <w:basedOn w:val="Normal"/>
-    <w:next w:val="Normal"/>
-    <w:link w:val="IntenseQuoteChar"/>
+    <w:basedOn w:val="a"/>
+    <w:next w:val="a"/>
+    <w:link w:val="ac"/>
     <w:uiPriority w:val="30"/>
     <w:qFormat/>
     <w:rsid w:val="00AD1366"/>
@@ -1809,10 +1778,10 @@
       <w:color w:val="0F4761" w:themeColor="accent1" w:themeShade="BF"/>
     </w:rPr>
   </w:style>
-  <w:style w:type="character" w:customStyle="1" w:styleId="IntenseQuoteChar">
-    <w:name w:val="Intense Quote Char"/>
-    <w:basedOn w:val="DefaultParagraphFont"/>
-    <w:link w:val="IntenseQuote"/>
+  <w:style w:type="character" w:customStyle="1" w:styleId="ac">
+    <w:name w:val="ทำให้คำอ้างอิงเป็นสีเข้มขึ้น อักขระ"/>
+    <w:basedOn w:val="a0"/>
+    <w:link w:val="ab"/>
     <w:uiPriority w:val="30"/>
     <w:rsid w:val="00AD1366"/>
     <w:rPr>
@@ -1821,9 +1790,9 @@
       <w:color w:val="0F4761" w:themeColor="accent1" w:themeShade="BF"/>
     </w:rPr>
   </w:style>
-  <w:style w:type="character" w:styleId="IntenseReference">
+  <w:style w:type="character" w:styleId="ad">
     <w:name w:val="Intense Reference"/>
-    <w:basedOn w:val="DefaultParagraphFont"/>
+    <w:basedOn w:val="a0"/>
     <w:uiPriority w:val="32"/>
     <w:qFormat/>
     <w:rsid w:val="00AD1366"/>
@@ -1835,7 +1804,7 @@
       <w:spacing w:val="5"/>
     </w:rPr>
   </w:style>
-  <w:style w:type="paragraph" w:styleId="Revision">
+  <w:style w:type="paragraph" w:styleId="ae">
     <w:name w:val="Revision"/>
     <w:hidden/>
     <w:uiPriority w:val="99"/>
